--- a/jcrt-flyleaf.docx
+++ b/jcrt-flyleaf.docx
@@ -117,7 +117,25 @@
           <w:color w:val="BF232E"/>
           <w:sz w:val="26"/>
         </w:rPr>
-        <w:t>TYPE: [Article or Review]</w:t>
+        <w:t xml:space="preserve">TYPE: [Article or </w:t>
+      </w:r>
+      <w:r>
+        <w:rPr>
+          <w:rFonts w:ascii="Book Antiqua" w:hAnsi="Book Antiqua"/>
+          <w:b/>
+          <w:color w:val="BF232E"/>
+          <w:sz w:val="26"/>
+        </w:rPr>
+        <w:t>Interview</w:t>
+      </w:r>
+      <w:r>
+        <w:rPr>
+          <w:rFonts w:ascii="Book Antiqua" w:hAnsi="Book Antiqua"/>
+          <w:b/>
+          <w:color w:val="BF232E"/>
+          <w:sz w:val="26"/>
+        </w:rPr>
+        <w:t>]</w:t>
       </w:r>
     </w:p>
     <w:p>
